--- a/results/speaker_notes.docx
+++ b/results/speaker_notes.docx
@@ -18,7 +18,7 @@
           <w:color w:val="5C6E78"/>
           <w:sz w:val="20"/>
         </w:rPr>
-        <w:t>Few-Shot Gaussian Splatting  ·  14 slides  ·  about 12 minutes of speaking</w:t>
+        <w:t>Few-Shot Gaussian Splatting  ·  14 slides  ·  about 13 minutes of speaking</w:t>
       </w:r>
     </w:p>
     <w:p>
@@ -745,7 +745,7 @@
           <w:color w:val="0B6E7F"/>
           <w:sz w:val="20"/>
         </w:rPr>
-        <w:t xml:space="preserve">   (70s)</w:t>
+        <w:t xml:space="preserve">   (92s)</w:t>
       </w:r>
     </w:p>
     <w:p>
@@ -824,6 +824,19 @@
           <w:sz w:val="22"/>
         </w:rPr>
         <w:t>And they compound: together at five views they reach 0.714 dB, the best result in the study — because they repair different deficiencies.</w:t>
+      </w:r>
+    </w:p>
+    <w:p>
+      <w:pPr>
+        <w:spacing w:after="100"/>
+      </w:pPr>
+      <w:r>
+        <w:rPr>
+          <w:i w:val="0"/>
+          <w:color w:val="16202A"/>
+          <w:sz w:val="22"/>
+        </w:rPr>
+        <w:t>One more thing, and it is the strongest evidence I have. Train to thirty thousand iterations and the outpainting gain dies — minus 0.078, nothing. The depth prior at the same length is still plus 0.208, and the two together plus 0.469. Fabricated pixels lose their value to longer training. A geometric constraint does not.</w:t>
       </w:r>
     </w:p>
     <w:p>
@@ -941,7 +954,7 @@
           <w:color w:val="0B6E7F"/>
           <w:sz w:val="20"/>
         </w:rPr>
-        <w:t xml:space="preserve">   (60s)</w:t>
+        <w:t xml:space="preserve">   (88s)</w:t>
       </w:r>
     </w:p>
     <w:p>
@@ -967,7 +980,7 @@
           <w:color w:val="16202A"/>
           <w:sz w:val="22"/>
         </w:rPr>
-        <w:t>The biggest one is training length. I train for 7,000 iterations. At 30,000 the benefit disappears entirely.</w:t>
+        <w:t>The biggest one is training length. I train for 7,000 iterations. I measured three points — the gain decays from plus 0.285, to plus 0.045 at fifteen thousand, to minus 0.078 at thirty thousand.</w:t>
       </w:r>
     </w:p>
     <w:p>
@@ -980,7 +993,20 @@
           <w:color w:val="16202A"/>
           <w:sz w:val="22"/>
         </w:rPr>
-        <w:t>But — and this is the point — the plain baselines get WORSE at 30,000 too. With five photos, long training memorises them instead of learning the scene. So 30,000 is not better converged, it is over-trained. Early stopping is the correct setting for few-shot, and the gain is conditional on it.</w:t>
+        <w:t>But — and this is the point — the plain baselines do not improve either. Flat from seven to fifteen thousand, and lower by thirty. With five photos, long training memorises them instead of learning the scene. So 30,000 is not better converged, it is over-trained, and 7,000 is a fair operating point. The augmentation gain is still conditional on early stopping — the depth prior is not.</w:t>
+      </w:r>
+    </w:p>
+    <w:p>
+      <w:pPr>
+        <w:spacing w:after="100"/>
+      </w:pPr>
+      <w:r>
+        <w:rPr>
+          <w:i w:val="0"/>
+          <w:color w:val="16202A"/>
+          <w:sz w:val="22"/>
+        </w:rPr>
+        <w:t>Two things run against my own claim. At twenty views the prior is only plus 0.130 after long training, inside the noise. And the compounding is single-scene: on the indoor scene the two are additive, not super-additive.</w:t>
       </w:r>
     </w:p>
     <w:p>
@@ -1102,7 +1128,7 @@
           <w:color w:val="16202A"/>
           <w:sz w:val="22"/>
         </w:rPr>
-        <w:t>Because 30,000 is past the optimum for few-shot. I measured it: the plain 5-view baseline drops from 15.20 to 15.04 and the 20-view from 19.74 to 19.49. With few photos, longer training overfits. I state in the report that the gain is conditional on early stopping.</w:t>
+        <w:t>Because 30,000 is past the optimum for few-shot. I measured three lengths: the plain 5-view baseline is 15.20 at seven thousand, 15.22 at fifteen thousand — flat, inside the noise floor — and 15.04 at thirty. With few photos, longer training overfits. I state in the report that the augmentation gain is conditional on early stopping. The depth prior is the exception: it still returns plus 0.208 at thirty thousand.</w:t>
       </w:r>
     </w:p>
     <w:p>

--- a/results/speaker_notes.docx
+++ b/results/speaker_notes.docx
@@ -18,7 +18,7 @@
           <w:color w:val="5C6E78"/>
           <w:sz w:val="20"/>
         </w:rPr>
-        <w:t>Few-Shot Gaussian Splatting  ·  14 slides  ·  about 13 minutes of speaking</w:t>
+        <w:t>Few-Shot Gaussian Splatting  ·  19 slides  ·  about 16 minutes of speaking</w:t>
       </w:r>
     </w:p>
     <w:p>
@@ -32,6 +32,65 @@
           <w:sz w:val="26"/>
         </w:rPr>
         <w:t>Slide 1</w:t>
+      </w:r>
+      <w:r>
+        <w:rPr>
+          <w:color w:val="0B6E7F"/>
+          <w:sz w:val="20"/>
+        </w:rPr>
+        <w:t xml:space="preserve">   (22s)</w:t>
+      </w:r>
+    </w:p>
+    <w:p>
+      <w:pPr>
+        <w:spacing w:after="100"/>
+      </w:pPr>
+      <w:r>
+        <w:rPr>
+          <w:i w:val="0"/>
+          <w:color w:val="16202A"/>
+          <w:sz w:val="22"/>
+        </w:rPr>
+        <w:t>Quick map of the next fifteen minutes.</w:t>
+      </w:r>
+    </w:p>
+    <w:p>
+      <w:pPr>
+        <w:spacing w:after="100"/>
+      </w:pPr>
+      <w:r>
+        <w:rPr>
+          <w:i w:val="0"/>
+          <w:color w:val="16202A"/>
+          <w:sz w:val="22"/>
+        </w:rPr>
+        <w:t>The problem, then the method and the pipeline, then the grid I ran. Then the result, which is a sign change. Then why it happens, and the controls that rule out the alternatives. A prediction I tested. And the limits.</w:t>
+      </w:r>
+    </w:p>
+    <w:p>
+      <w:pPr>
+        <w:spacing w:after="100"/>
+      </w:pPr>
+      <w:r>
+        <w:rPr>
+          <w:i w:val="0"/>
+          <w:color w:val="16202A"/>
+          <w:sz w:val="22"/>
+        </w:rPr>
+        <w:t>The one thing to carry through: the same treatment can help or harm, and which one it does depends on how many real photographs you already have.</w:t>
+      </w:r>
+    </w:p>
+    <w:p>
+      <w:pPr>
+        <w:spacing w:before="300"/>
+      </w:pPr>
+      <w:r>
+        <w:rPr>
+          <w:b/>
+          <w:color w:val="16202A"/>
+          <w:sz w:val="26"/>
+        </w:rPr>
+        <w:t>Slide 2</w:t>
       </w:r>
       <w:r>
         <w:rPr>
@@ -90,7 +149,7 @@
           <w:color w:val="16202A"/>
           <w:sz w:val="26"/>
         </w:rPr>
-        <w:t>Slide 2</w:t>
+        <w:t>Slide 3</w:t>
       </w:r>
       <w:r>
         <w:rPr>
@@ -149,7 +208,7 @@
           <w:color w:val="16202A"/>
           <w:sz w:val="26"/>
         </w:rPr>
-        <w:t>Slide 3</w:t>
+        <w:t>Slide 4</w:t>
       </w:r>
       <w:r>
         <w:rPr>
@@ -208,7 +267,7 @@
           <w:color w:val="16202A"/>
           <w:sz w:val="26"/>
         </w:rPr>
-        <w:t>Slide 4</w:t>
+        <w:t>Slide 5</w:t>
       </w:r>
       <w:r>
         <w:rPr>
@@ -293,7 +352,164 @@
           <w:color w:val="16202A"/>
           <w:sz w:val="26"/>
         </w:rPr>
-        <w:t>Slide 5</w:t>
+        <w:t>Slide 6</w:t>
+      </w:r>
+      <w:r>
+        <w:rPr>
+          <w:color w:val="0B6E7F"/>
+          <w:sz w:val="20"/>
+        </w:rPr>
+        <w:t xml:space="preserve">   (48s)</w:t>
+      </w:r>
+    </w:p>
+    <w:p>
+      <w:pPr>
+        <w:spacing w:after="100"/>
+      </w:pPr>
+      <w:r>
+        <w:rPr>
+          <w:i w:val="0"/>
+          <w:color w:val="16202A"/>
+          <w:sz w:val="22"/>
+        </w:rPr>
+        <w:t>This is one condition, start to finish.</w:t>
+      </w:r>
+    </w:p>
+    <w:p>
+      <w:pPr>
+        <w:spacing w:after="100"/>
+      </w:pPr>
+      <w:r>
+        <w:rPr>
+          <w:i w:val="0"/>
+          <w:color w:val="16202A"/>
+          <w:sz w:val="22"/>
+        </w:rPr>
+        <w:t>Two hundred and nineteen photographs go through COLMAP for camera poses and sparse points. Then the split, and this is the important box: thirty-two photographs are held out and never trained on, in any run, verified by hash.</w:t>
+      </w:r>
+    </w:p>
+    <w:p>
+      <w:pPr>
+        <w:spacing w:after="100"/>
+      </w:pPr>
+      <w:r>
+        <w:rPr>
+          <w:i w:val="0"/>
+          <w:color w:val="16202A"/>
+          <w:sz w:val="22"/>
+        </w:rPr>
+        <w:t>From the training pool I select k views by farthest-point sampling — five, ten or twenty.</w:t>
+      </w:r>
+    </w:p>
+    <w:p>
+      <w:pPr>
+        <w:spacing w:after="100"/>
+      </w:pPr>
+      <w:r>
+        <w:rPr>
+          <w:i w:val="0"/>
+          <w:color w:val="16202A"/>
+          <w:sz w:val="22"/>
+        </w:rPr>
+        <w:t>Then the fork. The top lane trains on those k real images. The bottom lane sends them through diffusion augmentation first, and trains on k real plus n synthetic.</w:t>
+      </w:r>
+    </w:p>
+    <w:p>
+      <w:pPr>
+        <w:spacing w:after="100"/>
+      </w:pPr>
+      <w:r>
+        <w:rPr>
+          <w:i w:val="0"/>
+          <w:color w:val="16202A"/>
+          <w:sz w:val="22"/>
+        </w:rPr>
+        <w:t>Both lanes hit the same trainer for the same seven thousand iterations and are scored on the same thirty-two held-out photographs. The only thing that differs between the arms is what went into training.</w:t>
+      </w:r>
+    </w:p>
+    <w:p>
+      <w:pPr>
+        <w:spacing w:before="300"/>
+      </w:pPr>
+      <w:r>
+        <w:rPr>
+          <w:b/>
+          <w:color w:val="16202A"/>
+          <w:sz w:val="26"/>
+        </w:rPr>
+        <w:t>Slide 7</w:t>
+      </w:r>
+      <w:r>
+        <w:rPr>
+          <w:color w:val="0B6E7F"/>
+          <w:sz w:val="20"/>
+        </w:rPr>
+        <w:t xml:space="preserve">   (38s)</w:t>
+      </w:r>
+    </w:p>
+    <w:p>
+      <w:pPr>
+        <w:spacing w:after="100"/>
+      </w:pPr>
+      <w:r>
+        <w:rPr>
+          <w:i w:val="0"/>
+          <w:color w:val="16202A"/>
+          <w:sz w:val="22"/>
+        </w:rPr>
+        <w:t>And this is the grid.</w:t>
+      </w:r>
+    </w:p>
+    <w:p>
+      <w:pPr>
+        <w:spacing w:after="100"/>
+      </w:pPr>
+      <w:r>
+        <w:rPr>
+          <w:i w:val="0"/>
+          <w:color w:val="16202A"/>
+          <w:sz w:val="22"/>
+        </w:rPr>
+        <w:t>Three strategies, four synthetic ratios, three subset sizes, three seeds. A hundred and eight augmented runs, plus baselines, controls and a full-data ceiling.</w:t>
+      </w:r>
+    </w:p>
+    <w:p>
+      <w:pPr>
+        <w:spacing w:after="100"/>
+      </w:pPr>
+      <w:r>
+        <w:rPr>
+          <w:i w:val="0"/>
+          <w:color w:val="16202A"/>
+          <w:sz w:val="22"/>
+        </w:rPr>
+        <w:t>Each tick in a cell is one training run.</w:t>
+      </w:r>
+    </w:p>
+    <w:p>
+      <w:pPr>
+        <w:spacing w:after="100"/>
+      </w:pPr>
+      <w:r>
+        <w:rPr>
+          <w:i w:val="0"/>
+          <w:color w:val="16202A"/>
+          <w:sz w:val="22"/>
+        </w:rPr>
+        <w:t>The critical detail is the pairing. Every augmented cell is compared against the baseline built from the SAME seed's subset — so the luck of which five views got drawn cancels out, instead of being counted as an effect of augmentation.</w:t>
+      </w:r>
+    </w:p>
+    <w:p>
+      <w:pPr>
+        <w:spacing w:before="300"/>
+      </w:pPr>
+      <w:r>
+        <w:rPr>
+          <w:b/>
+          <w:color w:val="16202A"/>
+          <w:sz w:val="26"/>
+        </w:rPr>
+        <w:t>Slide 8</w:t>
       </w:r>
       <w:r>
         <w:rPr>
@@ -365,7 +581,7 @@
           <w:color w:val="16202A"/>
           <w:sz w:val="26"/>
         </w:rPr>
-        <w:t>Slide 6</w:t>
+        <w:t>Slide 9</w:t>
       </w:r>
       <w:r>
         <w:rPr>
@@ -450,7 +666,7 @@
           <w:color w:val="16202A"/>
           <w:sz w:val="26"/>
         </w:rPr>
-        <w:t>Slide 7</w:t>
+        <w:t>Slide 10</w:t>
       </w:r>
       <w:r>
         <w:rPr>
@@ -496,7 +712,92 @@
           <w:color w:val="16202A"/>
           <w:sz w:val="26"/>
         </w:rPr>
-        <w:t>Slide 8</w:t>
+        <w:t>Slide 11</w:t>
+      </w:r>
+      <w:r>
+        <w:rPr>
+          <w:color w:val="0B6E7F"/>
+          <w:sz w:val="20"/>
+        </w:rPr>
+        <w:t xml:space="preserve">   (52s)</w:t>
+      </w:r>
+    </w:p>
+    <w:p>
+      <w:pPr>
+        <w:spacing w:after="100"/>
+      </w:pPr>
+      <w:r>
+        <w:rPr>
+          <w:i w:val="0"/>
+          <w:color w:val="16202A"/>
+          <w:sz w:val="22"/>
+        </w:rPr>
+        <w:t>Here is the whole grid filled in. Green helps, red harms.</w:t>
+      </w:r>
+    </w:p>
+    <w:p>
+      <w:pPr>
+        <w:spacing w:after="100"/>
+      </w:pPr>
+      <w:r>
+        <w:rPr>
+          <w:i w:val="0"/>
+          <w:color w:val="16202A"/>
+          <w:sz w:val="22"/>
+        </w:rPr>
+        <w:t>Read the middle row — outpainting — left to right across the three panels. Green at five views. Neutral at ten. Red at twenty.</w:t>
+      </w:r>
+    </w:p>
+    <w:p>
+      <w:pPr>
+        <w:spacing w:after="100"/>
+      </w:pPr>
+      <w:r>
+        <w:rPr>
+          <w:i w:val="0"/>
+          <w:color w:val="16202A"/>
+          <w:sz w:val="22"/>
+        </w:rPr>
+        <w:t>That is the finding. Same treatment, same ratio, opposite sign.</w:t>
+      </w:r>
+    </w:p>
+    <w:p>
+      <w:pPr>
+        <w:spacing w:after="100"/>
+      </w:pPr>
+      <w:r>
+        <w:rPr>
+          <w:i w:val="0"/>
+          <w:color w:val="16202A"/>
+          <w:sz w:val="22"/>
+        </w:rPr>
+        <w:t>The top row, inpainting, is flat everywhere — it reuses the camera pose exactly. The bottom row, pose-guided, is red everywhere and gets darker as k grows — it invents a whole new camera.</w:t>
+      </w:r>
+    </w:p>
+    <w:p>
+      <w:pPr>
+        <w:spacing w:after="100"/>
+      </w:pPr>
+      <w:r>
+        <w:rPr>
+          <w:i w:val="0"/>
+          <w:color w:val="16202A"/>
+          <w:sz w:val="22"/>
+        </w:rPr>
+        <w:t>Colour is clipped at plus or minus one decibel, otherwise pose-guided's magnitude washes the crossover out.</w:t>
+      </w:r>
+    </w:p>
+    <w:p>
+      <w:pPr>
+        <w:spacing w:before="300"/>
+      </w:pPr>
+      <w:r>
+        <w:rPr>
+          <w:b/>
+          <w:color w:val="16202A"/>
+          <w:sz w:val="26"/>
+        </w:rPr>
+        <w:t>Slide 12</w:t>
       </w:r>
       <w:r>
         <w:rPr>
@@ -555,7 +856,7 @@
           <w:color w:val="16202A"/>
           <w:sz w:val="26"/>
         </w:rPr>
-        <w:t>Slide 9</w:t>
+        <w:t>Slide 13</w:t>
       </w:r>
       <w:r>
         <w:rPr>
@@ -653,7 +954,7 @@
           <w:color w:val="16202A"/>
           <w:sz w:val="26"/>
         </w:rPr>
-        <w:t>Slide 10</w:t>
+        <w:t>Slide 14</w:t>
       </w:r>
       <w:r>
         <w:rPr>
@@ -738,7 +1039,7 @@
           <w:color w:val="16202A"/>
           <w:sz w:val="26"/>
         </w:rPr>
-        <w:t>Slide 11</w:t>
+        <w:t>Slide 15</w:t>
       </w:r>
       <w:r>
         <w:rPr>
@@ -849,7 +1150,7 @@
           <w:color w:val="16202A"/>
           <w:sz w:val="26"/>
         </w:rPr>
-        <w:t>Slide 12</w:t>
+        <w:t>Slide 16</w:t>
       </w:r>
       <w:r>
         <w:rPr>
@@ -947,7 +1248,7 @@
           <w:color w:val="16202A"/>
           <w:sz w:val="26"/>
         </w:rPr>
-        <w:t>Slide 13</w:t>
+        <w:t>Slide 17</w:t>
       </w:r>
       <w:r>
         <w:rPr>
@@ -1032,7 +1333,7 @@
           <w:color w:val="16202A"/>
           <w:sz w:val="26"/>
         </w:rPr>
-        <w:t>Slide 14</w:t>
+        <w:t>Slide 18</w:t>
       </w:r>
       <w:r>
         <w:rPr>
@@ -1079,6 +1380,39 @@
           <w:sz w:val="22"/>
         </w:rPr>
         <w:t>At five views, worth it. By twenty, the same treatment is actively harmful.</w:t>
+      </w:r>
+    </w:p>
+    <w:p>
+      <w:pPr>
+        <w:spacing w:after="100"/>
+      </w:pPr>
+      <w:r>
+        <w:rPr>
+          <w:i w:val="0"/>
+          <w:color w:val="16202A"/>
+          <w:sz w:val="22"/>
+        </w:rPr>
+        <w:t>Thank you — happy to take questions.</w:t>
+      </w:r>
+    </w:p>
+    <w:p>
+      <w:pPr>
+        <w:spacing w:before="300"/>
+      </w:pPr>
+      <w:r>
+        <w:rPr>
+          <w:b/>
+          <w:color w:val="16202A"/>
+          <w:sz w:val="26"/>
+        </w:rPr>
+        <w:t>Slide 19</w:t>
+      </w:r>
+      <w:r>
+        <w:rPr>
+          <w:color w:val="0B6E7F"/>
+          <w:sz w:val="20"/>
+        </w:rPr>
+        <w:t xml:space="preserve">   (12s)</w:t>
       </w:r>
     </w:p>
     <w:p>
